--- a/backend/src/assets/legal-templates/A0.docx
+++ b/backend/src/assets/legal-templates/A0.docx
@@ -132,7 +132,7 @@
       <w:pPr>
         <w:pStyle w:val="ListParagraph"/>
         <w:ind w:left="0" w:firstLine="720"/>
-        <w:jc w:val="thaiDistribute"/>
+        <w:jc w:val="both"/>
         <w:rPr>
           <w:rFonts w:ascii="TH SarabunPSK" w:hAnsi="TH SarabunPSK" w:cs="TH SarabunPSK"/>
           <w:sz w:val="32"/>
@@ -144,7 +144,7 @@
       <w:pPr>
         <w:pStyle w:val="ListParagraph"/>
         <w:ind w:left="0" w:firstLine="720"/>
-        <w:jc w:val="thaiDistribute"/>
+        <w:jc w:val="both"/>
         <w:rPr>
           <w:rFonts w:ascii="TH SarabunPSK" w:hAnsi="TH SarabunPSK" w:cs="TH SarabunPSK"/>
           <w:sz w:val="32"/>
@@ -968,7 +968,7 @@
       <w:pPr>
         <w:pStyle w:val="ListParagraph"/>
         <w:ind w:left="0" w:firstLine="851"/>
-        <w:jc w:val="thaiDistribute"/>
+        <w:jc w:val="both"/>
         <w:rPr>
           <w:rFonts w:ascii="TH SarabunPSK" w:hAnsi="TH SarabunPSK" w:cs="TH SarabunPSK"/>
           <w:color w:val="000000" w:themeColor="text1"/>
@@ -1229,7 +1229,7 @@
       <w:pPr>
         <w:pStyle w:val="ListParagraph"/>
         <w:ind w:left="0" w:firstLine="851"/>
-        <w:jc w:val="thaiDistribute"/>
+        <w:jc w:val="both"/>
         <w:rPr>
           <w:rFonts w:ascii="TH SarabunPSK" w:hAnsi="TH SarabunPSK" w:cs="TH SarabunPSK"/>
           <w:sz w:val="32"/>
@@ -1386,7 +1386,7 @@
         <w:pStyle w:val="ListParagraph"/>
         <w:spacing w:before="100" w:beforeAutospacing="1" w:after="100" w:afterAutospacing="1"/>
         <w:ind w:left="1701" w:hanging="850"/>
-        <w:jc w:val="thaiDistribute"/>
+        <w:jc w:val="both"/>
         <w:rPr>
           <w:rFonts w:ascii="TH SarabunPSK" w:hAnsi="TH SarabunPSK" w:cs="TH SarabunPSK"/>
           <w:sz w:val="32"/>
@@ -1479,7 +1479,7 @@
         <w:pStyle w:val="ListParagraph"/>
         <w:spacing w:before="100" w:beforeAutospacing="1" w:after="100" w:afterAutospacing="1"/>
         <w:ind w:left="1701" w:hanging="850"/>
-        <w:jc w:val="thaiDistribute"/>
+        <w:jc w:val="both"/>
         <w:rPr>
           <w:rFonts w:ascii="TH SarabunPSK" w:hAnsi="TH SarabunPSK" w:cs="TH SarabunPSK"/>
           <w:sz w:val="32"/>
@@ -1571,7 +1571,7 @@
         <w:pStyle w:val="ListParagraph"/>
         <w:spacing w:after="0"/>
         <w:ind w:left="1701" w:hanging="850"/>
-        <w:jc w:val="thaiDistribute"/>
+        <w:jc w:val="both"/>
         <w:rPr>
           <w:rFonts w:ascii="TH SarabunPSK" w:hAnsi="TH SarabunPSK" w:cs="TH SarabunPSK"/>
           <w:sz w:val="32"/>
@@ -1662,7 +1662,7 @@
       <w:pPr>
         <w:pStyle w:val="Default"/>
         <w:ind w:left="1080"/>
-        <w:jc w:val="thaiDistribute"/>
+        <w:jc w:val="both"/>
         <w:rPr>
           <w:color w:val="auto"/>
           <w:spacing w:val="-6"/>
@@ -1675,7 +1675,7 @@
       <w:pPr>
         <w:spacing w:after="0"/>
         <w:ind w:firstLine="851"/>
-        <w:jc w:val="thaiDistribute"/>
+        <w:jc w:val="both"/>
         <w:rPr>
           <w:rFonts w:ascii="TH SarabunPSK" w:hAnsi="TH SarabunPSK" w:cs="TH SarabunPSK"/>
           <w:spacing w:val="-4"/>
@@ -1983,7 +1983,7 @@
     <w:p>
       <w:pPr>
         <w:spacing w:after="0"/>
-        <w:jc w:val="thaiDistribute"/>
+        <w:jc w:val="both"/>
         <w:rPr>
           <w:rFonts w:ascii="TH SarabunPSK" w:hAnsi="TH SarabunPSK" w:cs="TH SarabunPSK"/>
           <w:spacing w:val="-4"/>
@@ -1996,7 +1996,7 @@
       <w:pPr>
         <w:spacing w:after="0"/>
         <w:ind w:firstLine="851"/>
-        <w:jc w:val="thaiDistribute"/>
+        <w:jc w:val="both"/>
         <w:rPr>
           <w:rFonts w:ascii="TH SarabunPSK" w:hAnsi="TH SarabunPSK" w:cs="TH SarabunPSK"/>
           <w:color w:val="000000" w:themeColor="text1"/>
@@ -2110,7 +2110,7 @@
         <w:pStyle w:val="ListParagraph"/>
         <w:spacing w:after="0"/>
         <w:ind w:left="0" w:firstLine="851"/>
-        <w:jc w:val="mediumKashida"/>
+        <w:jc w:val="both"/>
         <w:rPr>
           <w:rFonts w:ascii="TH SarabunPSK" w:hAnsi="TH SarabunPSK" w:cs="TH SarabunPSK"/>
           <w:color w:val="000000" w:themeColor="text1"/>
@@ -2123,7 +2123,7 @@
       <w:pPr>
         <w:spacing w:before="120" w:after="0"/>
         <w:ind w:firstLine="851"/>
-        <w:jc w:val="thaiDistribute"/>
+        <w:jc w:val="both"/>
         <w:rPr>
           <w:rFonts w:ascii="TH SarabunPSK" w:eastAsia="Calibri" w:hAnsi="TH SarabunPSK" w:cs="TH SarabunPSK"/>
           <w:color w:val="000000" w:themeColor="text1"/>
@@ -2243,7 +2243,7 @@
           <w:tab w:val="left" w:pos="2410"/>
         </w:tabs>
         <w:spacing w:before="120" w:after="0"/>
-        <w:jc w:val="thaiDistribute"/>
+        <w:jc w:val="both"/>
         <w:rPr>
           <w:rFonts w:ascii="TH SarabunPSK" w:eastAsia="Calibri" w:hAnsi="TH SarabunPSK" w:cs="TH SarabunPSK"/>
           <w:color w:val="000000" w:themeColor="text1"/>
@@ -2608,7 +2608,7 @@
       <w:pPr>
         <w:spacing w:after="0"/>
         <w:ind w:firstLine="720"/>
-        <w:jc w:val="thaiDistribute"/>
+        <w:jc w:val="both"/>
         <w:rPr>
           <w:rFonts w:ascii="TH SarabunPSK" w:hAnsi="TH SarabunPSK" w:cs="TH SarabunPSK"/>
           <w:sz w:val="32"/>
@@ -2620,7 +2620,7 @@
       <w:pPr>
         <w:spacing w:after="0"/>
         <w:ind w:firstLine="720"/>
-        <w:jc w:val="thaiDistribute"/>
+        <w:jc w:val="both"/>
         <w:rPr>
           <w:rFonts w:ascii="TH SarabunPSK" w:hAnsi="TH SarabunPSK" w:cs="TH SarabunPSK"/>
           <w:sz w:val="32"/>
@@ -2632,7 +2632,7 @@
       <w:pPr>
         <w:spacing w:after="0"/>
         <w:ind w:firstLine="720"/>
-        <w:jc w:val="thaiDistribute"/>
+        <w:jc w:val="both"/>
         <w:rPr>
           <w:rFonts w:ascii="TH SarabunPSK" w:hAnsi="TH SarabunPSK" w:cs="TH SarabunPSK"/>
           <w:sz w:val="32"/>
@@ -2644,7 +2644,7 @@
       <w:pPr>
         <w:spacing w:after="0"/>
         <w:ind w:firstLine="720"/>
-        <w:jc w:val="thaiDistribute"/>
+        <w:jc w:val="both"/>
         <w:rPr>
           <w:rFonts w:ascii="TH SarabunPSK" w:hAnsi="TH SarabunPSK" w:cs="TH SarabunPSK"/>
           <w:sz w:val="32"/>
@@ -2656,7 +2656,7 @@
       <w:pPr>
         <w:spacing w:after="0"/>
         <w:ind w:firstLine="720"/>
-        <w:jc w:val="thaiDistribute"/>
+        <w:jc w:val="both"/>
         <w:rPr>
           <w:rFonts w:ascii="TH SarabunPSK" w:hAnsi="TH SarabunPSK" w:cs="TH SarabunPSK"/>
           <w:sz w:val="32"/>
@@ -2668,7 +2668,7 @@
       <w:pPr>
         <w:spacing w:after="0"/>
         <w:ind w:firstLine="720"/>
-        <w:jc w:val="thaiDistribute"/>
+        <w:jc w:val="both"/>
         <w:rPr>
           <w:rFonts w:ascii="TH SarabunPSK" w:hAnsi="TH SarabunPSK" w:cs="TH SarabunPSK"/>
           <w:sz w:val="32"/>
